--- a/sample_documents/word2jats_image_edge_cases.docx
+++ b/sample_documents/word2jats_image_edge_cases.docx
@@ -173,7 +173,7 @@
     </w:p>
     <w:p>
       <w:r>
-        <w:t>参考文献</w:t>
+        <w:t>References</w:t>
       </w:r>
     </w:p>
     <w:p>
